--- a/companies/meridian-actuarial/Engagements/Miller, Cook and Snyder/2017.08.31 - Kickoff Memo - Reserve Adequacy Review.docx
+++ b/companies/meridian-actuarial/Engagements/Miller, Cook and Snyder/2017.08.31 - Kickoff Memo - Reserve Adequacy Review.docx
@@ -3,176 +3,48 @@
 <w:document xmlns:wpc="http://schemas.microsoft.com/office/word/2010/wordprocessingCanvas" xmlns:mo="http://schemas.microsoft.com/office/mac/office/2008/main" xmlns:mc="http://schemas.openxmlformats.org/markup-compatibility/2006" xmlns:mv="urn:schemas-microsoft-com:mac:vml" xmlns:o="urn:schemas-microsoft-com:office:office" xmlns:r="http://schemas.openxmlformats.org/officeDocument/2006/relationships" xmlns:m="http://schemas.openxmlformats.org/officeDocument/2006/math" xmlns:v="urn:schemas-microsoft-com:vml" xmlns:wp14="http://schemas.microsoft.com/office/word/2010/wordprocessingDrawing" xmlns:wp="http://schemas.openxmlformats.org/drawingml/2006/wordprocessingDrawing" xmlns:w10="urn:schemas-microsoft-com:office:word" xmlns:w="http://schemas.openxmlformats.org/wordprocessingml/2006/main" xmlns:w14="http://schemas.microsoft.com/office/word/2010/wordml" xmlns:wpg="http://schemas.microsoft.com/office/word/2010/wordprocessingGroup" xmlns:wpi="http://schemas.microsoft.com/office/word/2010/wordprocessingInk" xmlns:wne="http://schemas.microsoft.com/office/word/2006/wordml" xmlns:wps="http://schemas.microsoft.com/office/word/2010/wordprocessingShape" mc:Ignorable="w14 wp14">
   <w:body>
     <w:p>
-      <w:pPr>
-        <w:pStyle w:val="Heading1"/>
-      </w:pPr>
       <w:r>
-        <w:t>Kickoff Memo: Reserve Adequacy Review</w:t>
+        <w:t>To: Jennifer Vasquez, Consulting Actuary; David Sherman, Senior Analyst</w:t>
       </w:r>
     </w:p>
     <w:p>
       <w:r>
-        <w:t>To: Jennifer Vasquez, David Sherman, Jennifer Johnson</w:t>
-        <w:br/>
-        <w:t>From: Megan Dudley</w:t>
-        <w:br/>
-        <w:t>Re: Reserve adequacy review for Miller, Cook and Snyder, engagement kickoff</w:t>
-      </w:r>
-    </w:p>
-    <w:p>
-      <w:pPr>
-        <w:pStyle w:val="Heading1"/>
-      </w:pPr>
-      <w:r>
-        <w:t>Objectives</w:t>
+        <w:t>From: Megan Dudley, Actuarial Associate</w:t>
       </w:r>
     </w:p>
     <w:p>
       <w:r>
-        <w:t>The engagement letter is countersigned and work commences on August 28, 2017. What we owe the client is a written opinion on whether the reserves carried by Miller, Cook and Snyder make adequate provision for the liabilities they cover, supported by an exhibit workbook a reader can trace from a number back to the extract it came from. The opinion is the deliverable. The workbook is what makes the opinion checkable, which is the same thing as saying the workbook is not optional.</w:t>
+        <w:t>Re: Reserve adequacy review for Miller, Cook and Snyder: where we are starting</w:t>
       </w:r>
     </w:p>
     <w:p>
       <w:r>
-        <w:t>Robert Lawrence is the responsible actuary and signs the report. Jennifer Vasquez leads the assumption review and drafts the narrative. David Sherman runs the valuation and owns the reconciliation. Jennifer Johnson supports the data work and logs what arrives. I am building the exhibits and holding the schedule. Michelle Hudson, Director of Operations, is the client's single point of contact and we should keep her that way.</w:t>
-      </w:r>
-    </w:p>
-    <w:p>
-      <w:pPr>
-        <w:pStyle w:val="Heading1"/>
-      </w:pPr>
-      <w:r>
-        <w:t>Workstreams</w:t>
-      </w:r>
-    </w:p>
-    <w:p>
-      <w:pPr>
-        <w:pStyle w:val="ListBullet"/>
-      </w:pPr>
-      <w:r>
-        <w:t>Data request and reconciliation. David Sherman owns this. The request goes out this week and asks for the in-force extract, the reserve detail by plan, and the prior valuation's reconciliation summary. Jennifer Johnson logs what arrives against what was asked for, including what arrives in a different shape than requested.</w:t>
-      </w:r>
-    </w:p>
-    <w:p>
-      <w:pPr>
-        <w:pStyle w:val="ListBullet"/>
-      </w:pPr>
-      <w:r>
-        <w:t>Assumption review. Jennifer Vasquez owns this. Inventory the assumptions in force, identify which have changed since the prior valuation, and record the basis documented for each. Inventory only at this stage. No recommendations.</w:t>
-      </w:r>
-    </w:p>
-    <w:p>
-      <w:pPr>
-        <w:pStyle w:val="ListBullet"/>
-      </w:pPr>
-      <w:r>
-        <w:t>Exhibit build. I own this. The workbook follows the prior review's layout so the exhibits are comparable side by side. One tab per exhibit, inputs on their own tabs, no links to files outside the workbook.</w:t>
-      </w:r>
-    </w:p>
-    <w:p>
-      <w:pPr>
-        <w:pStyle w:val="ListBullet"/>
-      </w:pPr>
-      <w:r>
-        <w:t>Reporting. Jennifer Vasquez drafts, Robert Lawrence reviews and signs. Drafting does not start until the exhibits are stable, because rewriting a narrative around a moved number is how errors get in.</w:t>
-      </w:r>
-    </w:p>
-    <w:p>
-      <w:pPr>
-        <w:pStyle w:val="Heading1"/>
-      </w:pPr>
-      <w:r>
-        <w:t>What is not in scope</w:t>
+        <w:t>The engagement is open as of August 28, 2017, and I wanted to put down in one place what we are setting out to do, so that we are all working from the same picture through these first weeks. The object of the review is a defensible opinion on whether the reserves Miller, Cook and Snyder carries are adequate for the obligations behind them. Everything we do over the next several months is in service of that one question, and it helps to keep it in view while the work is still mostly setup.</w:t>
       </w:r>
     </w:p>
     <w:p>
       <w:r>
-        <w:t>This is not an audit and we do not verify the underlying records. We test the data for internal consistency and against the prior period, and we disclose what we relied on. We are not repricing anything, we are not commenting on the administration system, and we are not producing anything beyond what the reserve adequacy conclusion requires. If a request arrives that sits outside the letter, route it to Robert Lawrence rather than absorbing it. The fee is fixed against the scope as written.</w:t>
-      </w:r>
-    </w:p>
-    <w:p>
-      <w:pPr>
-        <w:pStyle w:val="Heading1"/>
-      </w:pPr>
-      <w:r>
-        <w:t>Standing rules for this engagement</w:t>
-      </w:r>
-    </w:p>
-    <w:p>
-      <w:pPr>
-        <w:pStyle w:val="ListBullet"/>
-      </w:pPr>
-      <w:r>
-        <w:t>Every number in an exhibit traces to a named input tab. If it cannot be traced, it does not go in the workbook.</w:t>
-      </w:r>
-    </w:p>
-    <w:p>
-      <w:pPr>
-        <w:pStyle w:val="ListBullet"/>
-      </w:pPr>
-      <w:r>
-        <w:t>Data questions go to Michelle Hudson through David Sherman or through me. Not from four directions at once.</w:t>
-      </w:r>
-    </w:p>
-    <w:p>
-      <w:pPr>
-        <w:pStyle w:val="ListBullet"/>
-      </w:pPr>
-      <w:r>
-        <w:t>Nothing goes to the client described as a result until Jennifer Vasquez has seen it.</w:t>
-      </w:r>
-    </w:p>
-    <w:p>
-      <w:pPr>
-        <w:pStyle w:val="ListBullet"/>
-      </w:pPr>
-      <w:r>
-        <w:t>If an extract looks like a different population than the last one, say so before anyone builds on it.</w:t>
-      </w:r>
-    </w:p>
-    <w:p>
-      <w:pPr>
-        <w:pStyle w:val="Heading1"/>
-      </w:pPr>
-      <w:r>
-        <w:t>Next steps</w:t>
-      </w:r>
-    </w:p>
-    <w:p>
-      <w:pPr>
-        <w:pStyle w:val="ListBullet"/>
-      </w:pPr>
-      <w:r>
-        <w:t>Issue the data request and confirm receipt with Michelle Hudson.</w:t>
-      </w:r>
-    </w:p>
-    <w:p>
-      <w:pPr>
-        <w:pStyle w:val="ListBullet"/>
-      </w:pPr>
-      <w:r>
-        <w:t>Stand up the workbook shell and the input tabs.</w:t>
-      </w:r>
-    </w:p>
-    <w:p>
-      <w:pPr>
-        <w:pStyle w:val="ListBullet"/>
-      </w:pPr>
-      <w:r>
-        <w:t>Circulate the assumption inventory once the reserve detail arrives.</w:t>
-      </w:r>
-    </w:p>
-    <w:p>
-      <w:pPr>
-        <w:pStyle w:val="ListBullet"/>
-      </w:pPr>
-      <w:r>
-        <w:t>Team check-in every other week until the data are reconciled, then weekly.</w:t>
+        <w:t>The first thing in front of us is the data. David Sherman will take the reserve files as they arrive and reconcile them against the client's own records before any of it feeds an exhibit, and he will write down what he is relying on rather than carry it in his head. Nothing gets built on a figure we have not tied out. If something in the files looks off, we flag it early and in writing, because a question raised now is far cheaper than a correction discovered later in the report.</w:t>
       </w:r>
     </w:p>
     <w:p>
       <w:r>
-        <w:t>The schedule has room in it. The part that costs time on this kind of review is the extract, not the arithmetic, and we have asked for it early enough that it should not cost us any. Flag anything that looks like it will move a date and I will adjust the plan rather than absorb it quietly.</w:t>
+        <w:t>Alongside that, we start pulling apart the assumptions behind the current reserves, keeping the ones that regulation fixes separate from the ones that rest on judgment, since those turn into two different conversations by the end. Jennifer Vasquez will steer the judgment calls and decide which of the client's questions the data can actually answer and which it cannot, and I will keep the working assumptions documented as we go, so the report can show plainly what we measured and what we assumed. Those are the two columns that keep an opinion like this honest, and it is easier to keep them apart from the start than to separate them afterward.</w:t>
+      </w:r>
+    </w:p>
+    <w:p>
+      <w:r>
+        <w:t>Our point of contact at the client is Michelle Hudson, their Director of Operations, and the data requests run through her. I will keep a simple log of what we have asked for, what has arrived, and what is still outstanding, and I will circulate it so none of us has to guess where a file is. Anything that touches scope or fee goes back to Jennifer Vasquez rather than out from us directly, so the client hears one voice on those questions and not three.</w:t>
+      </w:r>
+    </w:p>
+    <w:p>
+      <w:r>
+        <w:t>A word on how the review reads when it is done, because it shapes how we work now. The report will separate what the data show from what we assumed and from what we conclude, and it will name the Actuarial Standards of Practice it rests on. That structure is easier to build into the workpapers from the first week than to impose at the end, so as we go, please tag anything that is a judgment as a judgment and anything that is measured as measured. On timing, we have about seven months, and the front of that is the reconciliation; the analysis and the writing only move as fast as the data lets them, which is another reason to get the request out clean and early.</w:t>
+      </w:r>
+    </w:p>
+    <w:p>
+      <w:r>
+        <w:t>For this week, the one thing I need from each of us is our part of the initial data request for Michelle Hudson, so we can send it as a single list rather than in pieces. Send me your items by Thursday and I will assemble the request for Jennifer Vasquez to review before it goes out.</w:t>
       </w:r>
     </w:p>
     <w:sectPr>
